--- a/src/main/plantillas/Aprobacion.docx
+++ b/src/main/plantillas/Aprobacion.docx
@@ -219,8 +219,6 @@
       <w:r>
         <w:rPr>
           <w:rFonts w:ascii="Arial" w:hAnsi="Arial" w:cs="Arial"/>
-          <w:sz w:val="20"/>
-          <w:szCs w:val="20"/>
         </w:rPr>
         <w:t>Código de Registro:</w:t>
       </w:r>
@@ -234,6 +232,7 @@
       </w:r>
       <w:r>
         <w:rPr>
+          <w:rFonts w:ascii="Arial" w:hAnsi="Arial" w:cs="Arial"/>
           <w:b/>
           <w:bCs/>
           <w:lang w:val="es-ES"/>
@@ -243,6 +242,7 @@
       <w:proofErr w:type="spellStart"/>
       <w:r>
         <w:rPr>
+          <w:rFonts w:ascii="Arial" w:hAnsi="Arial" w:cs="Arial"/>
           <w:b/>
           <w:bCs/>
           <w:lang w:val="es-ES"/>
@@ -252,6 +252,7 @@
       <w:proofErr w:type="spellEnd"/>
       <w:r>
         <w:rPr>
+          <w:rFonts w:ascii="Arial" w:hAnsi="Arial" w:cs="Arial"/>
           <w:b/>
           <w:bCs/>
           <w:lang w:val="es-ES"/>
@@ -268,6 +269,13 @@
           <w:lang w:val="es-ES"/>
         </w:rPr>
       </w:pPr>
+      <w:r>
+        <w:rPr>
+          <w:rFonts w:ascii="Arial" w:hAnsi="Arial" w:cs="Arial"/>
+          <w:color w:val="000000" w:themeColor="text1"/>
+        </w:rPr>
+        <w:t>Título:</w:t>
+      </w:r>
       <w:r>
         <w:rPr>
           <w:rFonts w:ascii="Arial" w:hAnsi="Arial" w:cs="Arial"/>
@@ -275,19 +283,11 @@
           <w:sz w:val="20"/>
           <w:szCs w:val="20"/>
         </w:rPr>
-        <w:t>Título:</w:t>
+        <w:tab/>
       </w:r>
       <w:r>
         <w:rPr>
           <w:rFonts w:ascii="Arial" w:hAnsi="Arial" w:cs="Arial"/>
-          <w:color w:val="000000" w:themeColor="text1"/>
-          <w:sz w:val="20"/>
-          <w:szCs w:val="20"/>
-        </w:rPr>
-        <w:tab/>
-      </w:r>
-      <w:r>
-        <w:rPr>
           <w:b/>
           <w:bCs/>
           <w:lang w:val="es-ES"/>
@@ -296,6 +296,7 @@
       </w:r>
       <w:r>
         <w:rPr>
+          <w:rFonts w:ascii="Arial" w:hAnsi="Arial" w:cs="Arial"/>
           <w:b/>
           <w:bCs/>
           <w:lang w:val="es-ES"/>
@@ -304,6 +305,7 @@
       </w:r>
       <w:r>
         <w:rPr>
+          <w:rFonts w:ascii="Arial" w:hAnsi="Arial" w:cs="Arial"/>
           <w:b/>
           <w:bCs/>
           <w:lang w:val="es-ES"/>
@@ -338,8 +340,6 @@
         <w:rPr>
           <w:rFonts w:ascii="Arial" w:eastAsia="Times New Roman" w:hAnsi="Arial" w:cs="Arial"/>
           <w:color w:val="000000" w:themeColor="text1"/>
-          <w:sz w:val="20"/>
-          <w:szCs w:val="20"/>
           <w:lang w:eastAsia="es-ES"/>
         </w:rPr>
         <w:t>Investigador(a):</w:t>
@@ -356,6 +356,7 @@
       </w:r>
       <w:r>
         <w:rPr>
+          <w:rFonts w:ascii="Arial" w:hAnsi="Arial" w:cs="Arial"/>
           <w:b/>
           <w:bCs/>
           <w:lang w:val="es-ES"/>
@@ -737,11 +738,20 @@
       </w:r>
       <w:r>
         <w:rPr>
+          <w:rFonts w:ascii="Arial" w:hAnsi="Arial" w:cs="Arial"/>
           <w:b/>
           <w:bCs/>
           <w:lang w:val="es-ES"/>
         </w:rPr>
-        <w:t>${Constancia}</w:t>
+        <w:t>${Constancia</w:t>
+      </w:r>
+      <w:r>
+        <w:rPr>
+          <w:b/>
+          <w:bCs/>
+          <w:lang w:val="es-ES"/>
+        </w:rPr>
+        <w:t>}</w:t>
       </w:r>
       <w:r>
         <w:rPr>
@@ -4822,21 +4832,6 @@
 </file>
 
 <file path=customXml/item1.xml><?xml version="1.0" encoding="utf-8"?>
-<?mso-contentType ?>
-<FormTemplates xmlns="http://schemas.microsoft.com/sharepoint/v3/contenttype/forms">
-  <Display>DocumentLibraryForm</Display>
-  <Edit>DocumentLibraryForm</Edit>
-  <New>DocumentLibraryForm</New>
-</FormTemplates>
-</file>
-
-<file path=customXml/item2.xml><?xml version="1.0" encoding="utf-8"?>
-<p:properties xmlns:p="http://schemas.microsoft.com/office/2006/metadata/properties" xmlns:xsi="http://www.w3.org/2001/XMLSchema-instance" xmlns:pc="http://schemas.microsoft.com/office/infopath/2007/PartnerControls">
-  <documentManagement/>
-</p:properties>
-</file>
-
-<file path=customXml/item3.xml><?xml version="1.0" encoding="utf-8"?>
 <ct:contentTypeSchema xmlns:ct="http://schemas.microsoft.com/office/2006/metadata/contentType" xmlns:ma="http://schemas.microsoft.com/office/2006/metadata/properties/metaAttributes" ct:_="" ma:_="" ma:contentTypeName="Documento" ma:contentTypeID="0x010100BE85DE73EBD93C4185161CBC7A2BFDB6" ma:contentTypeVersion="13" ma:contentTypeDescription="Crear nuevo documento." ma:contentTypeScope="" ma:versionID="e9c922a56dbb8e9035df8594d35a33f8">
   <xsd:schema xmlns:xsd="http://www.w3.org/2001/XMLSchema" xmlns:xs="http://www.w3.org/2001/XMLSchema" xmlns:p="http://schemas.microsoft.com/office/2006/metadata/properties" xmlns:ns3="b58a45db-cf66-4211-81b4-f523a4f46e46" xmlns:ns4="d6f417fd-ab23-4efa-ba89-903a19ea64c8" targetNamespace="http://schemas.microsoft.com/office/2006/metadata/properties" ma:root="true" ma:fieldsID="9eb2b16dde663470cfc0a101b39195b9" ns3:_="" ns4:_="">
     <xsd:import namespace="b58a45db-cf66-4211-81b4-f523a4f46e46"/>
@@ -5059,28 +5054,26 @@
 </ct:contentTypeSchema>
 </file>
 
+<file path=customXml/item2.xml><?xml version="1.0" encoding="utf-8"?>
+<p:properties xmlns:p="http://schemas.microsoft.com/office/2006/metadata/properties" xmlns:xsi="http://www.w3.org/2001/XMLSchema-instance" xmlns:pc="http://schemas.microsoft.com/office/infopath/2007/PartnerControls">
+  <documentManagement/>
+</p:properties>
+</file>
+
+<file path=customXml/item3.xml><?xml version="1.0" encoding="utf-8"?>
+<?mso-contentType ?>
+<FormTemplates xmlns="http://schemas.microsoft.com/sharepoint/v3/contenttype/forms">
+  <Display>DocumentLibraryForm</Display>
+  <Edit>DocumentLibraryForm</Edit>
+  <New>DocumentLibraryForm</New>
+</FormTemplates>
+</file>
+
 <file path=customXml/item4.xml><?xml version="1.0" encoding="utf-8"?>
 <b:Sources xmlns:b="http://schemas.openxmlformats.org/officeDocument/2006/bibliography" xmlns="http://schemas.openxmlformats.org/officeDocument/2006/bibliography" SelectedStyle="\APASixthEditionOfficeOnline.xsl" StyleName="APA" Version="6"/>
 </file>
 
 <file path=customXml/itemProps1.xml><?xml version="1.0" encoding="utf-8"?>
-<ds:datastoreItem xmlns:ds="http://schemas.openxmlformats.org/officeDocument/2006/customXml" ds:itemID="{DF338797-1AB1-48E7-831C-55B0A5CC2744}">
-  <ds:schemaRefs>
-    <ds:schemaRef ds:uri="http://schemas.microsoft.com/sharepoint/v3/contenttype/forms"/>
-  </ds:schemaRefs>
-</ds:datastoreItem>
-</file>
-
-<file path=customXml/itemProps2.xml><?xml version="1.0" encoding="utf-8"?>
-<ds:datastoreItem xmlns:ds="http://schemas.openxmlformats.org/officeDocument/2006/customXml" ds:itemID="{D2179B96-3949-4A5D-9D7A-4662847ADFEF}">
-  <ds:schemaRefs>
-    <ds:schemaRef ds:uri="http://schemas.microsoft.com/office/2006/metadata/properties"/>
-    <ds:schemaRef ds:uri="http://schemas.microsoft.com/office/infopath/2007/PartnerControls"/>
-  </ds:schemaRefs>
-</ds:datastoreItem>
-</file>
-
-<file path=customXml/itemProps3.xml><?xml version="1.0" encoding="utf-8"?>
 <ds:datastoreItem xmlns:ds="http://schemas.openxmlformats.org/officeDocument/2006/customXml" ds:itemID="{C7A8DDB6-D348-4AA8-B0EB-27C4338299B6}">
   <ds:schemaRefs>
     <ds:schemaRef ds:uri="http://schemas.microsoft.com/office/2006/metadata/contentType"/>
@@ -5099,6 +5092,23 @@
 </ds:datastoreItem>
 </file>
 
+<file path=customXml/itemProps2.xml><?xml version="1.0" encoding="utf-8"?>
+<ds:datastoreItem xmlns:ds="http://schemas.openxmlformats.org/officeDocument/2006/customXml" ds:itemID="{D2179B96-3949-4A5D-9D7A-4662847ADFEF}">
+  <ds:schemaRefs>
+    <ds:schemaRef ds:uri="http://schemas.microsoft.com/office/2006/metadata/properties"/>
+    <ds:schemaRef ds:uri="http://schemas.microsoft.com/office/infopath/2007/PartnerControls"/>
+  </ds:schemaRefs>
+</ds:datastoreItem>
+</file>
+
+<file path=customXml/itemProps3.xml><?xml version="1.0" encoding="utf-8"?>
+<ds:datastoreItem xmlns:ds="http://schemas.openxmlformats.org/officeDocument/2006/customXml" ds:itemID="{DF338797-1AB1-48E7-831C-55B0A5CC2744}">
+  <ds:schemaRefs>
+    <ds:schemaRef ds:uri="http://schemas.microsoft.com/sharepoint/v3/contenttype/forms"/>
+  </ds:schemaRefs>
+</ds:datastoreItem>
+</file>
+
 <file path=customXml/itemProps4.xml><?xml version="1.0" encoding="utf-8"?>
 <ds:datastoreItem xmlns:ds="http://schemas.openxmlformats.org/officeDocument/2006/customXml" ds:itemID="{B50968E7-C7A6-449B-9E7D-EF506246912B}">
   <ds:schemaRefs>
